--- a/docs/Panduan_Pengguna_Ruang_Tumbuh_Konseli.docx
+++ b/docs/Panduan_Pengguna_Ruang_Tumbuh_Konseli.docx
@@ -37,7 +37,7 @@
           <w:color w:val="475569"/>
           <w:sz w:val="24"/>
         </w:rPr>
-        <w:t>Tempat Nyaman Remaja Bercerita, Bertumbuh, &amp; Membangun Resiliensi Diri</w:t>
+        <w:t>Ruang Aman Remaja Bercerita, Bertumbuh, &amp; Membangun Resiliensi Diri</w:t>
       </w:r>
     </w:p>
     <w:tbl>
@@ -230,7 +230,7 @@
                 <w:color w:val="1E293B"/>
                 <w:sz w:val="17"/>
               </w:rPr>
-              <w:t>Modul Layanan Konseling Mandiri &amp; Interaksi Siswa (Konseli)</w:t>
+              <w:t>Modul Layanan Konseling Mandiri &amp; Evaluasi Perkembangan (Konseli)</w:t>
             </w:r>
           </w:p>
         </w:tc>
@@ -356,7 +356,7 @@
           <w:color w:val="334155"/>
           <w:sz w:val="19"/>
         </w:rPr>
-        <w:t>Dokumen ini merupakan panduan ramah pengguna bagi Siswa / Remaja (Konseli) dalam memanfaatkan seluruh fitur di aplikasi Ruang Tumbuh. Panduan ini menjelaskan bagaimana cara mengukur resiliensi diri, memilih konselor bimbingan konseling yang cocok, berdialog secara privat, serta mempelajari materi pengembangan diri berbasis kearifan budaya Nusantara.</w:t>
+        <w:t>Buku panduan ini disusun khusus untuk Siswa / Remaja (Konseli) agar dapat memanfaatkan platform Ruang Tumbuh dengan nyaman, aman, dan mandiri. Panduan ini mencakup langkah pendaftaran akun, pengisian asesmen resiliensi diri (Well-Being &amp; Deteksi Pikiran Negatif), pemilihan konselor pendamping, percakapan konseling daring, hingga melihat perkembangan kemajuan diri melalui halaman Evaluasi &amp; Tindak Lanjut.</w:t>
       </w:r>
     </w:p>
     <w:tbl>
@@ -572,7 +572,7 @@
                 <w:color w:val="1E293B"/>
                 <w:sz w:val="17"/>
               </w:rPr>
-              <w:t>Fitur Utama</w:t>
+              <w:t>Fitur Unggulan</w:t>
             </w:r>
           </w:p>
         </w:tc>
@@ -593,7 +593,7 @@
                 <w:color w:val="1E293B"/>
                 <w:sz w:val="17"/>
               </w:rPr>
-              <w:t>Tes Asesmen Diri, Pilih Konselor, Chat &amp; Video Konseling, Modul Budaya</w:t>
+              <w:t>Asesmen Diri, Pilih Konselor, Chat &amp; Video Meet, Grafik Evaluasi, &amp; Modul Budaya</w:t>
             </w:r>
           </w:p>
         </w:tc>
@@ -670,7 +670,7 @@
           <w:color w:val="334155"/>
           <w:sz w:val="19"/>
         </w:rPr>
-        <w:t>Selamat datang di Ruang Tumbuh! Aplikasi ini hadir sebagai ruang yang aman, nyaman, dan bebas penghakiman untuk kamu yang ingin mengenali diri, mengatasi kecemasan atau stres sekolah, serta menemukan kembali semangat dan daya juang (resiliensi).</w:t>
+        <w:t>Selamat datang di Ruang Tumbuh! Aplikasi ini dirancang sebagai tempat curhat yang aman, nyaman, dan bebas stigma untuk membantumu mengatasi stres belajar, kecemasan, rasa tertekan, atau masalah pertemanan.</w:t>
       </w:r>
     </w:p>
     <w:p>
@@ -682,15 +682,17 @@
           <w:color w:val="334155"/>
           <w:sz w:val="19"/>
         </w:rPr>
-        <w:t>Apa saja yang bisa kamu lakukan di Ruang Tumbuh?</w:t>
+        <w:t>Keuntungan menggunakan Ruang Tumbuh:</w:t>
         <w:br/>
-        <w:t>1. Mengetahui Kekuatan Dirimu: Mengisi asesmen singkat untuk mengetahui tingkat resiliensi dan kondisi kesehatan mentalmu.</w:t>
+        <w:t>1. Mengetahui Kondisi Kesejahteraan Mentalmu: Melalui asesmen terstandar (skala 125 poin), kamu bisa mengetahui kekuatan diri dan hal-hal yang perlu kamu tingkatkan.</w:t>
         <w:br/>
-        <w:t>2. Didampingi Konselor Terpercaya: Kamu bebas memilih konselor atau guru BK yang paling membuatmu nyaman.</w:t>
+        <w:t>2. Konselor Pendamping yang Ramah: Kamu bebas memilih guru BK atau konselor profesional yang paling membuatmu nyaman.</w:t>
         <w:br/>
-        <w:t>3. Curhat &amp; Konseling Privat: Bertukar pesan via chat atau melakukan tatap muka virtual tanpa khawatir rahasiamu bocor.</w:t>
+        <w:t>3. Percakapan Tertutup &amp; Rahasia: Seluruh curhatanmu dijamin kerahasiaannya sesuai kode etik profesi konseling.</w:t>
         <w:br/>
-        <w:t>4. Belajar dari Kearifan Leluhur: Membaca kisah-kisah bijak Nusantara yang memotivasi dan mengisi lembar refleksi diri.</w:t>
+        <w:t>4. Grafik Evaluasi Kemajuan: Kamu bisa memantau peningkatan kesejahteraan psikologismu sebelum dan sesudah mengikuti bimbingan konseling.</w:t>
+        <w:br/>
+        <w:t>5. Modul Kearifan Budaya Nusantara: Cerita inspiratif dan petuah bijak dari suku nusantara untuk melatih ketangguhan mentalmu.</w:t>
       </w:r>
     </w:p>
     <w:tbl>
@@ -728,10 +730,10 @@
             <w:r>
               <w:rPr>
                 <w:b/>
-                <w:color w:val="0284C7"/>
+                <w:color w:val="0D9488"/>
                 <w:sz w:val="19"/>
               </w:rPr>
-              <w:t>🛡️ PRIVASI DAN KERAHASIAAN TERJAMIN</w:t>
+              <w:t>🛡️ PRIVASI &amp; KERAHASIAAN AMAN</w:t>
               <w:br/>
             </w:r>
             <w:r>
@@ -739,7 +741,7 @@
                 <w:color w:val="334155"/>
                 <w:sz w:val="18"/>
               </w:rPr>
-              <w:t>Seluruh cerita, jawaban asesmen, dan percakapanmu dengan konselor di Ruang Tumbuh dijamin kerahasiaannya sesuai kode etik bimbingan dan konseling. Ceritakan apa adanya dengan jujur ya!</w:t>
+              <w:t>Jangan ragu untuk menceritakan kondisi yang sebenarnya. Konselor hadir untuk mendengarkan, memahami, dan membantumu menemukan solusi terbaik tanpa menghakimi.</w:t>
             </w:r>
           </w:p>
         </w:tc>
@@ -865,7 +867,7 @@
                 <w:color w:val="1E293B"/>
                 <w:sz w:val="17"/>
               </w:rPr>
-              <w:t>Kamu dapat mendaftar akun mandiri secara gratis melalui menu 'Daftar'.</w:t>
+              <w:t>Daftar mandiri melalui formulir registrasi online.</w:t>
             </w:r>
           </w:p>
         </w:tc>
@@ -909,7 +911,7 @@
                 <w:color w:val="1E293B"/>
                 <w:sz w:val="17"/>
               </w:rPr>
-              <w:t>Bisa menggunakan Smartphone (HP Android/iPhone), Tablet, maupun Laptop.</w:t>
+              <w:t>Smartphone (Android / iPhone), Tablet, atau Laptop/PC.</w:t>
             </w:r>
           </w:p>
         </w:tc>
@@ -953,7 +955,7 @@
                 <w:color w:val="1E293B"/>
                 <w:sz w:val="17"/>
               </w:rPr>
-              <w:t>Gunakan aplikasi Google Chrome, Safari, atau Microsoft Edge.</w:t>
+              <w:t>Google Chrome, Safari, atau Microsoft Edge.</w:t>
             </w:r>
           </w:p>
         </w:tc>
@@ -997,7 +999,7 @@
                 <w:color w:val="1E293B"/>
                 <w:sz w:val="17"/>
               </w:rPr>
-              <w:t>Koneksi data seluler atau Wi-Fi yang lancar.</w:t>
+              <w:t>Akses internet seluler atau Wi-Fi yang stabil.</w:t>
             </w:r>
           </w:p>
         </w:tc>
@@ -1041,7 +1043,7 @@
                 <w:color w:val="1E293B"/>
                 <w:sz w:val="17"/>
               </w:rPr>
-              <w:t>Aplikasi Google Meet jika ingin melakukan tatap muka virtual lewat HP.</w:t>
+              <w:t>Aplikasi Google Meet jika ingin melakukan panggilan video tatap muka lewat HP.</w:t>
             </w:r>
           </w:p>
         </w:tc>
@@ -1087,17 +1089,11 @@
           <w:color w:val="334155"/>
           <w:sz w:val="19"/>
         </w:rPr>
-        <w:t>Jika kamu belum memiliki akun, ikuti langkah berikut:</w:t>
+        <w:t>1. Buka tautan: https://ruangtumbuh.appocket.id/register</w:t>
         <w:br/>
-        <w:t>1. Buka https://ruangtumbuh.appocket.id/register</w:t>
+        <w:t>2. Masukkan Nama Lengkap, Username, Alamat Email aktif, Asal Sekolah, Kelas, dan Jenis Kelamin.</w:t>
         <w:br/>
-        <w:t>2. Masukkan Nama Lengkap, Username unik, dan Alamat Email aktif.</w:t>
-        <w:br/>
-        <w:t>3. Pilih Jenis Kelamin, Kelas, dan Asal Sekolahmu.</w:t>
-        <w:br/>
-        <w:t>4. Buat kata sandi (password) yang mudah kamu ingat.</w:t>
-        <w:br/>
-        <w:t>5. Klik tombol 'Daftar Sekarang'. Akunmu langsung aktif!</w:t>
+        <w:t>3. Buat kata sandi akunmu, lalu klik 'Daftar Sekarang'.</w:t>
       </w:r>
     </w:p>
     <w:p>
@@ -1151,7 +1147,7 @@
           <w:color w:val="64748B"/>
           <w:sz w:val="17"/>
         </w:rPr>
-        <w:t>Gambar 3.1: Halaman Pendaftaran Akun Siswa Baru</w:t>
+        <w:t>Gambar 3.1: Halaman Registrasi Akun Siswa Baru</w:t>
       </w:r>
     </w:p>
     <w:p>
@@ -1176,7 +1172,7 @@
           <w:color w:val="334155"/>
           <w:sz w:val="19"/>
         </w:rPr>
-        <w:t>Bagi yang sudah memiliki akun, kunjungi https://ruangtumbuh.appocket.id/login, masukkan email/username dan password, lalu klik tombol 'Masuk'.</w:t>
+        <w:t>Kunjungi https://ruangtumbuh.appocket.id/login, masukkan email/username dan kata sandi, lalu klik tombol 'Masuk'.</w:t>
       </w:r>
     </w:p>
     <w:p>
@@ -1255,7 +1251,7 @@
           <w:color w:val="334155"/>
           <w:sz w:val="19"/>
         </w:rPr>
-        <w:t>Setelah masuk, kamu akan tiba di Dashboard Siswa (/konseli). Di sini kamu bisa melihat langkah-langkah bimbingan yang perlu kamu selesaikan: mulai dari mengisi asesmen, memilih konselor, hingga mulai bercerita.</w:t>
+        <w:t>Setelah masuk, Dashboard Siswa (/konseli) menyajikan panduan langkah bertumbuh (Langkah 1 s.d. Langkah 7). Terdapat kartu pemantauan asesmen awal, tombol pintas unduh PDF resmi, serta akses ke seluruh layanan konseling.</w:t>
       </w:r>
     </w:p>
     <w:p>
@@ -1309,7 +1305,7 @@
           <w:color w:val="64748B"/>
           <w:sz w:val="17"/>
         </w:rPr>
-        <w:t>Gambar 3.3: Dashboard Utama Siswa Ruang Tumbuh</w:t>
+        <w:t>Gambar 3.3: Dashboard Utama Siswa Ruang Tumbuh Terkini</w:t>
       </w:r>
     </w:p>
     <w:p>
@@ -1322,7 +1318,7 @@
           <w:color w:val="1E3A8A"/>
           <w:sz w:val="23"/>
         </w:rPr>
-        <w:t>4.4 Mengikuti Asesmen Resiliensi Diri (Wellbeing)</w:t>
+        <w:t>4.4 Mengisi Asesmen Resiliensi Diri (Well-Being)</w:t>
       </w:r>
     </w:p>
     <w:p>
@@ -1334,15 +1330,13 @@
           <w:color w:val="334155"/>
           <w:sz w:val="19"/>
         </w:rPr>
-        <w:t>Langkah pertama yang sangat dianjurkan adalah mengikuti tes asesmen resiliensi (/konseli/wellbeing):</w:t>
+        <w:t>Masuk ke menu 'Asesmen' (/konseli/wellbeing). Pengisian asesmen terbagi menjadi dua bagian dengan panduan psikologis yang menenangkan:</w:t>
         <w:br/>
-        <w:t>1. Klik tombol 'Asesmen Resiliensi' pada menu navigasi.</w:t>
+        <w:t>• Bagian 1: Pernyataan mengenai kesejahteraan psikologis sehari-hari (25 butir).</w:t>
         <w:br/>
-        <w:t>2. Klik 'Mulai Asesmen' untuk membuka butir-butir pernyataan.</w:t>
+        <w:t>• Bagian 2: Pernyataan mengenai perasaan mendalam dan pikiran negatif (12 butir).</w:t>
         <w:br/>
-        <w:t>3. Jawablah setiap pernyataan sesuai dengan perasaan dan kondisi yang sesungguhnya kamu alami.</w:t>
-        <w:br/>
-        <w:t>4. Setelah semua pertanyaan terisi, klik tombol 'Selesai &amp; Lihat Hasil'.</w:t>
+        <w:t>Isi setiap pernyataan dengan jujur. Setelah selesai, kamu bisa langsung melihat hasil dan mengunduh berkas laporan PDF.</w:t>
       </w:r>
     </w:p>
     <w:p>
@@ -1399,63 +1393,6 @@
         <w:t>Gambar 3.4: Menu Asesmen Resiliensi Siswa</w:t>
       </w:r>
     </w:p>
-    <w:tbl>
-      <w:tblPr>
-        <w:tblW w:type="auto" w:w="0"/>
-        <w:jc w:val="center"/>
-        <w:tblLayout w:type="fixed"/>
-        <w:tblLook w:firstColumn="1" w:firstRow="1" w:lastColumn="0" w:lastRow="0" w:noHBand="0" w:noVBand="1" w:val="04A0"/>
-      </w:tblPr>
-      <w:tblGrid>
-        <w:gridCol w:w="9648"/>
-      </w:tblGrid>
-      <w:tr>
-        <w:tc>
-          <w:tcPr>
-            <w:tcW w:type="dxa" w:w="9216"/>
-            <w:shd w:fill="F0FDFA"/>
-            <w:tcMar>
-              <w:top w:w="120" w:type="dxa"/>
-              <w:bottom w:w="120" w:type="dxa"/>
-              <w:left w:w="180" w:type="dxa"/>
-              <w:right w:w="180" w:type="dxa"/>
-            </w:tcMar>
-            <w:tcBorders>
-              <w:top w:val="none"/>
-              <w:left w:val="single" w:sz="24" w:space="0" w:color="0D9488"/>
-              <w:bottom w:val="none"/>
-              <w:right w:val="none"/>
-            </w:tcBorders>
-          </w:tcPr>
-          <w:p>
-            <w:pPr>
-              <w:spacing w:before="40" w:after="40"/>
-            </w:pPr>
-            <w:r>
-              <w:rPr>
-                <w:b/>
-                <w:color w:val="0284C7"/>
-                <w:sz w:val="19"/>
-              </w:rPr>
-              <w:t>📄 LAPORAN PDF HASIL ASESMEN</w:t>
-              <w:br/>
-            </w:r>
-            <w:r>
-              <w:rPr>
-                <w:color w:val="334155"/>
-                <w:sz w:val="18"/>
-              </w:rPr>
-              <w:t>Setelah menyelesaikan asesmen, kamu bisa melihat ringkasan skor resiliensimu dan mengunduh berkas laporan dalam format PDF resmi.</w:t>
-            </w:r>
-          </w:p>
-        </w:tc>
-      </w:tr>
-    </w:tbl>
-    <w:p>
-      <w:pPr>
-        <w:spacing w:after="80"/>
-      </w:pPr>
-    </w:p>
     <w:p>
       <w:pPr>
         <w:spacing w:before="220" w:after="80"/>
@@ -1478,13 +1415,7 @@
           <w:color w:val="334155"/>
           <w:sz w:val="19"/>
         </w:rPr>
-        <w:t>Kamu berhak memilih konselor yang kamu percayai:</w:t>
-        <w:br/>
-        <w:t>1. Masuk ke menu 'Pilih Konselor' (/konseli/counselor).</w:t>
-        <w:br/>
-        <w:t>2. Baca profil, latar belakang, dan motto hidup para konselor.</w:t>
-        <w:br/>
-        <w:t>3. Klik tombol 'Pilih Konselor Ini' pada profil konselor yang kamu kehendaki.</w:t>
+        <w:t>Pada menu 'Pilih Konselor' (/konseli/counselor), kamu dapat melihat profil para konselor, riwayat pendidikan, motto hidup, serta nomor kontak. Klik tombol 'Pilih Konselor Ini' pada profil konselor yang kamu kehendaki.</w:t>
       </w:r>
     </w:p>
     <w:p>
@@ -1538,7 +1469,7 @@
           <w:color w:val="64748B"/>
           <w:sz w:val="17"/>
         </w:rPr>
-        <w:t>Gambar 3.5: Halaman Daftar Profil &amp; Pemilihan Konselor</w:t>
+        <w:t>Gambar 3.5: Halaman Pemilihan Konselor Pendamping</w:t>
       </w:r>
     </w:p>
     <w:p>
@@ -1551,7 +1482,7 @@
           <w:color w:val="1E3A8A"/>
           <w:sz w:val="23"/>
         </w:rPr>
-        <w:t>4.6 Memulai Sesi Konseling Online (Chat &amp; Video)</w:t>
+        <w:t>4.6 Ruang Konseling Online: Live Chat &amp; Jadwal Video Meet</w:t>
       </w:r>
     </w:p>
     <w:p>
@@ -1563,13 +1494,13 @@
           <w:color w:val="334155"/>
           <w:sz w:val="19"/>
         </w:rPr>
-        <w:t>Setelah memilih konselor, kamu dapat masuk ke menu 'Konseling Online' (/konseli/counseling):</w:t>
+        <w:t>Setelah memiliki konselor, buka menu 'Konseling Online' (/konseli/counseling):</w:t>
         <w:br/>
-        <w:t>1. Tuliskan pesan curhat atau hal yang sedang mengganjal pikiranmu di kotak chat, lalu klik kirim.</w:t>
+        <w:t>1. Ketik pesan curhatmu di kotak live chat untuk memulai obrolan.</w:t>
         <w:br/>
-        <w:t>2. Konselor akan membalas pesanmu dan mengajukan jadwal pertemuan daring.</w:t>
+        <w:t>2. Konselor akan membalas dan menetapkan jadwal tatap muka daring.</w:t>
         <w:br/>
-        <w:t>3. Saat jadwal tiba, kamu cukup klik tombol 'Masuk ke Video Meet' untuk terhubung langsung dengan konselormu.</w:t>
+        <w:t>3. Saat jadwal tiba, klik tombol 'Masuk ke Video Meet' untuk terhubung langsung melalui Google Meet.</w:t>
       </w:r>
     </w:p>
     <w:p>
@@ -1623,7 +1554,7 @@
           <w:color w:val="64748B"/>
           <w:sz w:val="17"/>
         </w:rPr>
-        <w:t>Gambar 3.6: Ruang Percakapan Chat &amp; Info Jadwal Konseling Online</w:t>
+        <w:t>Gambar 3.6: Ruang Percakapan Chat &amp; Jadwal Pertemuan Daring</w:t>
       </w:r>
     </w:p>
     <w:p>
@@ -1636,7 +1567,7 @@
           <w:color w:val="1E3A8A"/>
           <w:sz w:val="23"/>
         </w:rPr>
-        <w:t>4.7 Mengisi Refleksi Pasca Konseling</w:t>
+        <w:t>4.7 Mengisi Lembar Refleksi Pasca Konseling</w:t>
       </w:r>
     </w:p>
     <w:p>
@@ -1648,7 +1579,7 @@
           <w:color w:val="334155"/>
           <w:sz w:val="19"/>
         </w:rPr>
-        <w:t>Setelah menyelesaikan sesi berbincang dengan konselor, luangkan waktu 2-3 menit untuk mengisi menu 'Refleksi Sesi' (/konseli/reflection). Refleksi ini bertujuan mencatat poin positif apa yang kamu dapatkan dan rencana aksi perbaikan dirimu ke depan.</w:t>
+        <w:t>Setelah sesi berbincang selesai, buka menu 'Refleksi Sesi' (/konseli/reflection) untuk menuliskan hal-hal positif yang kamu pelajari dan komitmen aksi perbaikan dirimu.</w:t>
       </w:r>
     </w:p>
     <w:p>
@@ -1702,7 +1633,7 @@
           <w:color w:val="64748B"/>
           <w:sz w:val="17"/>
         </w:rPr>
-        <w:t>Gambar 3.7: Lembar Pengisian Refleksi Pasca Konseling</w:t>
+        <w:t>Gambar 3.7: Lembar Refleksi Pasca Sesi Konseling</w:t>
       </w:r>
     </w:p>
     <w:p>
@@ -1715,7 +1646,7 @@
           <w:color w:val="1E3A8A"/>
           <w:sz w:val="23"/>
         </w:rPr>
-        <w:t>4.8 Modul Self-Help Kearifan Budaya Nusantara</w:t>
+        <w:t>4.8 Halaman Evaluasi &amp; Tindak Lanjut: Memantau Kemajuan Diri</w:t>
       </w:r>
     </w:p>
     <w:p>
@@ -1727,13 +1658,15 @@
           <w:color w:val="334155"/>
           <w:sz w:val="19"/>
         </w:rPr>
-        <w:t>Ruang Tumbuh menyediakan petuah bijak dari berbagai suku di Indonesia (/konseli/tribe):</w:t>
+        <w:t>Menu 'Evaluasi &amp; Tindak Lanjut' (/konseli/evaluation) menampilkan grafik visual perbandingan hasil asesmen awal (pre-test) dan asesmen sesudah (post-test):</w:t>
         <w:br/>
-        <w:t>1. Pilih suku budaya yang ingin kamu pelajari (misal: Jawa, Sunda, Madura, Bugis-Makassar, dll).</w:t>
+        <w:t>• Grafik Komparasi Well-Being (skala 125) dan Penurunan Risiko Pikiran Negatif (skala 60).</w:t>
         <w:br/>
-        <w:t>2. Baca kisah inspiratif dan falsafah hidup resiliensi leluhur nusantara.</w:t>
+        <w:t>• Banner Indikator Evaluasi: Memberikan umpan balik apakah risiko menurun dan resiliensimu meningkat secara positif.</w:t>
         <w:br/>
-        <w:t>3. Isi pertanyaan refleksi singkat untuk melatih ketangguhan mentalmu.</w:t>
+        <w:t>• Tabel Rincian 6 Dimensi Well-Being: Menampilkan delta perolehan poin per dimensi (Penerimaan Diri, Relasi Positif, Otonomi, Penguasaan Lingkungan, Tujuan Hidup, Pertumbuhan Pribadi).</w:t>
+        <w:br/>
+        <w:t>• Catatan &amp; Rekomendasi Konselor: Membaca saran perbaikan yang dituliskan langsung oleh konselormu.</w:t>
       </w:r>
     </w:p>
     <w:p>
@@ -1753,7 +1686,7 @@
               <a:graphicData uri="http://schemas.openxmlformats.org/drawingml/2006/picture">
                 <pic:pic>
                   <pic:nvPicPr>
-                    <pic:cNvPr id="0" name="konseli_06_tribe_select.png"/>
+                    <pic:cNvPr id="0" name="konseli_06_evaluation.png"/>
                     <pic:cNvPicPr/>
                   </pic:nvPicPr>
                   <pic:blipFill>
@@ -1787,7 +1720,32 @@
           <w:color w:val="64748B"/>
           <w:sz w:val="17"/>
         </w:rPr>
-        <w:t>Gambar 3.8: Pilihan Suku Budaya Nusantara</w:t>
+        <w:t>Gambar 3.8: Tampilan Baru Grafik Evaluasi &amp; Komparasi Dimensi Psikologis</w:t>
+      </w:r>
+    </w:p>
+    <w:p>
+      <w:pPr>
+        <w:spacing w:before="220" w:after="80"/>
+      </w:pPr>
+      <w:r>
+        <w:rPr>
+          <w:b/>
+          <w:color w:val="1E3A8A"/>
+          <w:sz w:val="23"/>
+        </w:rPr>
+        <w:t>4.9 Modul Self-Help Kearifan Budaya Nusantara</w:t>
+      </w:r>
+    </w:p>
+    <w:p>
+      <w:pPr>
+        <w:spacing w:after="120" w:line="276" w:lineRule="auto"/>
+      </w:pPr>
+      <w:r>
+        <w:rPr>
+          <w:color w:val="334155"/>
+          <w:sz w:val="19"/>
+        </w:rPr>
+        <w:t>Ruang Tumbuh menyediakan petuah bijak dari berbagai suku Nusantara (/konseli/tribe). Pelajari kisah ketangguhan leluhur dan jawab pertanyaan reflektif mandiri untuk menguatkan daya lentingmu.</w:t>
       </w:r>
     </w:p>
     <w:p>
@@ -1807,7 +1765,7 @@
               <a:graphicData uri="http://schemas.openxmlformats.org/drawingml/2006/picture">
                 <pic:pic>
                   <pic:nvPicPr>
-                    <pic:cNvPr id="0" name="konseli_07_selfhelp_detail.png"/>
+                    <pic:cNvPr id="0" name="konseli_07_tribe_select.png"/>
                     <pic:cNvPicPr/>
                   </pic:nvPicPr>
                   <pic:blipFill>
@@ -1841,32 +1799,7 @@
           <w:color w:val="64748B"/>
           <w:sz w:val="17"/>
         </w:rPr>
-        <w:t>Gambar 3.9: Tampilan Materi Cerita &amp; Lembar Refleksi Mandiri Budaya</w:t>
-      </w:r>
-    </w:p>
-    <w:p>
-      <w:pPr>
-        <w:spacing w:before="220" w:after="80"/>
-      </w:pPr>
-      <w:r>
-        <w:rPr>
-          <w:b/>
-          <w:color w:val="1E3A8A"/>
-          <w:sz w:val="23"/>
-        </w:rPr>
-        <w:t>4.9 Mengakses Modul Pembelajaran &amp; Mengubah Profil</w:t>
-      </w:r>
-    </w:p>
-    <w:p>
-      <w:pPr>
-        <w:spacing w:after="120" w:line="276" w:lineRule="auto"/>
-      </w:pPr>
-      <w:r>
-        <w:rPr>
-          <w:color w:val="334155"/>
-          <w:sz w:val="19"/>
-        </w:rPr>
-        <w:t>Kamu juga bisa membaca berbagai tips kesehatan mental di menu 'Pembelajaran' (/konseli/lessons), serta memperbarui data diri atau mengganti kata sandi di menu 'Profil' (/konseli/profile).</w:t>
+        <w:t>Gambar 3.9: Halaman Pilihan Suku Budaya Nusantara</w:t>
       </w:r>
     </w:p>
     <w:p>
@@ -1886,7 +1819,86 @@
               <a:graphicData uri="http://schemas.openxmlformats.org/drawingml/2006/picture">
                 <pic:pic>
                   <pic:nvPicPr>
-                    <pic:cNvPr id="0" name="konseli_08_lessons.png"/>
+                    <pic:cNvPr id="0" name="konseli_07_tribe_select.png"/>
+                    <pic:cNvPicPr/>
+                  </pic:nvPicPr>
+                  <pic:blipFill>
+                    <a:blip r:embed="rId19"/>
+                    <a:stretch>
+                      <a:fillRect/>
+                    </a:stretch>
+                  </pic:blipFill>
+                  <pic:spPr>
+                    <a:xfrm>
+                      <a:off x="0" y="0"/>
+                      <a:ext cx="5303520" cy="3314700"/>
+                    </a:xfrm>
+                    <a:prstGeom prst="rect"/>
+                  </pic:spPr>
+                </pic:pic>
+              </a:graphicData>
+            </a:graphic>
+          </wp:inline>
+        </w:drawing>
+      </w:r>
+    </w:p>
+    <w:p>
+      <w:pPr>
+        <w:spacing w:before="40" w:after="160"/>
+        <w:jc w:val="center"/>
+      </w:pPr>
+      <w:r>
+        <w:rPr>
+          <w:i/>
+          <w:color w:val="64748B"/>
+          <w:sz w:val="17"/>
+        </w:rPr>
+        <w:t>Gambar 3.10: Materi Cerita &amp; Lembar Refleksi Mandiri Budaya</w:t>
+      </w:r>
+    </w:p>
+    <w:p>
+      <w:pPr>
+        <w:spacing w:before="220" w:after="80"/>
+      </w:pPr>
+      <w:r>
+        <w:rPr>
+          <w:b/>
+          <w:color w:val="1E3A8A"/>
+          <w:sz w:val="23"/>
+        </w:rPr>
+        <w:t>4.10 Modul Pembelajaran &amp; Pengaturan Profil</w:t>
+      </w:r>
+    </w:p>
+    <w:p>
+      <w:pPr>
+        <w:spacing w:after="120" w:line="276" w:lineRule="auto"/>
+      </w:pPr>
+      <w:r>
+        <w:rPr>
+          <w:color w:val="334155"/>
+          <w:sz w:val="19"/>
+        </w:rPr>
+        <w:t>Kamu dapat membaca materi tips kesehatan mental di menu 'Pembelajaran' (/konseli/lessons) serta memperbarui data diri di menu 'Profil' (/konseli/profile).</w:t>
+      </w:r>
+    </w:p>
+    <w:p>
+      <w:pPr>
+        <w:spacing w:before="160" w:after="60"/>
+        <w:jc w:val="center"/>
+      </w:pPr>
+      <w:r>
+        <w:drawing>
+          <wp:inline xmlns:a="http://schemas.openxmlformats.org/drawingml/2006/main" xmlns:pic="http://schemas.openxmlformats.org/drawingml/2006/picture">
+            <wp:extent cx="5303520" cy="3314700"/>
+            <wp:docPr id="11" name="Picture 11"/>
+            <wp:cNvGraphicFramePr>
+              <a:graphicFrameLocks noChangeAspect="1"/>
+            </wp:cNvGraphicFramePr>
+            <a:graphic>
+              <a:graphicData uri="http://schemas.openxmlformats.org/drawingml/2006/picture">
+                <pic:pic>
+                  <pic:nvPicPr>
+                    <pic:cNvPr id="0" name="konseli_09_lessons.png"/>
                     <pic:cNvPicPr/>
                   </pic:nvPicPr>
                   <pic:blipFill>
@@ -1920,7 +1932,7 @@
           <w:color w:val="64748B"/>
           <w:sz w:val="17"/>
         </w:rPr>
-        <w:t>Gambar 3.10: Menu Modul Pembelajaran Edukatif</w:t>
+        <w:t>Gambar 3.11: Modul Pembelajaran Edukatif</w:t>
       </w:r>
     </w:p>
     <w:p>
@@ -1932,7 +1944,7 @@
         <w:drawing>
           <wp:inline xmlns:a="http://schemas.openxmlformats.org/drawingml/2006/main" xmlns:pic="http://schemas.openxmlformats.org/drawingml/2006/picture">
             <wp:extent cx="5303520" cy="3314700"/>
-            <wp:docPr id="11" name="Picture 11"/>
+            <wp:docPr id="12" name="Picture 12"/>
             <wp:cNvGraphicFramePr>
               <a:graphicFrameLocks noChangeAspect="1"/>
             </wp:cNvGraphicFramePr>
@@ -1940,7 +1952,7 @@
               <a:graphicData uri="http://schemas.openxmlformats.org/drawingml/2006/picture">
                 <pic:pic>
                   <pic:nvPicPr>
-                    <pic:cNvPr id="0" name="konseli_09_profile.png"/>
+                    <pic:cNvPr id="0" name="konseli_10_profile.png"/>
                     <pic:cNvPicPr/>
                   </pic:nvPicPr>
                   <pic:blipFill>
@@ -1974,7 +1986,7 @@
           <w:color w:val="64748B"/>
           <w:sz w:val="17"/>
         </w:rPr>
-        <w:t>Gambar 3.11: Halaman Pengaturan Profil Siswa</w:t>
+        <w:t>Gambar 3.12: Pengaturan Profil Siswa</w:t>
       </w:r>
     </w:p>
     <w:sectPr>
